--- a/revised-april-2026/BWP_Practice_Standards(v.04.2026).docx
+++ b/revised-april-2026/BWP_Practice_Standards(v.04.2026).docx
@@ -16,6 +16,8 @@
     </w:p>
     <w:p>
       <w:pPr>
+        <w:keepNext/>
+        <w:keepLines/>
         <w:spacing w:after="100" w:before="0"/>
         <w:jc w:val="center"/>
       </w:pPr>
@@ -33,6 +35,8 @@
     </w:p>
     <w:p>
       <w:pPr>
+        <w:keepNext/>
+        <w:keepLines/>
         <w:spacing w:after="80" w:before="0"/>
         <w:jc w:val="center"/>
       </w:pPr>
@@ -126,6 +130,8 @@
     </w:p>
     <w:p>
       <w:pPr>
+        <w:keepNext/>
+        <w:keepLines/>
         <w:pBdr>
           <w:bottom w:val="single" w:color="1B3A5C" w:sz="6"/>
         </w:pBdr>
@@ -209,6 +215,8 @@
     </w:p>
     <w:p>
       <w:pPr>
+        <w:keepNext/>
+        <w:keepLines/>
         <w:pBdr>
           <w:bottom w:val="single" w:color="1B3A5C" w:sz="6"/>
         </w:pBdr>
@@ -338,6 +346,8 @@
     </w:p>
     <w:p>
       <w:pPr>
+        <w:keepNext/>
+        <w:keepLines/>
         <w:pBdr>
           <w:bottom w:val="single" w:color="1B3A5C" w:sz="6"/>
         </w:pBdr>
@@ -559,6 +569,8 @@
     </w:p>
     <w:p>
       <w:pPr>
+        <w:keepNext/>
+        <w:keepLines/>
         <w:pBdr>
           <w:bottom w:val="single" w:color="1B3A5C" w:sz="6"/>
         </w:pBdr>
@@ -1158,6 +1170,8 @@
     </w:p>
     <w:p>
       <w:pPr>
+        <w:keepNext/>
+        <w:keepLines/>
         <w:pBdr>
           <w:bottom w:val="single" w:color="1B3A5C" w:sz="6"/>
         </w:pBdr>
@@ -1405,6 +1419,8 @@
     </w:p>
     <w:p>
       <w:pPr>
+        <w:keepNext/>
+        <w:keepLines/>
         <w:pBdr>
           <w:bottom w:val="single" w:color="1B3A5C" w:sz="6"/>
         </w:pBdr>
@@ -1527,6 +1543,8 @@
     </w:p>
     <w:p>
       <w:pPr>
+        <w:keepNext/>
+        <w:keepLines/>
         <w:pBdr>
           <w:bottom w:val="single" w:color="1B3A5C" w:sz="6"/>
         </w:pBdr>
@@ -1989,6 +2007,10 @@
   </w:style>
   <w:style w:type="paragraph" w:styleId="Heading1">
     <w:name w:val="Heading 1"/>
+    <w:pPr>
+      <w:keepNext/>
+      <w:keepLines/>
+    </w:pPr>
     <w:basedOn w:val="Normal"/>
     <w:next w:val="Normal"/>
     <w:qFormat/>
@@ -2000,6 +2022,10 @@
   </w:style>
   <w:style w:type="paragraph" w:styleId="Heading2">
     <w:name w:val="Heading 2"/>
+    <w:pPr>
+      <w:keepNext/>
+      <w:keepLines/>
+    </w:pPr>
     <w:basedOn w:val="Normal"/>
     <w:next w:val="Normal"/>
     <w:qFormat/>
@@ -2011,6 +2037,10 @@
   </w:style>
   <w:style w:type="paragraph" w:styleId="Heading3">
     <w:name w:val="Heading 3"/>
+    <w:pPr>
+      <w:keepNext/>
+      <w:keepLines/>
+    </w:pPr>
     <w:basedOn w:val="Normal"/>
     <w:next w:val="Normal"/>
     <w:qFormat/>

--- a/revised-april-2026/BWP_Practice_Standards(v.04.2026).docx
+++ b/revised-april-2026/BWP_Practice_Standards(v.04.2026).docx
@@ -16,8 +16,6 @@
     </w:p>
     <w:p>
       <w:pPr>
-        <w:keepNext/>
-        <w:keepLines/>
         <w:spacing w:after="100" w:before="0"/>
         <w:jc w:val="center"/>
       </w:pPr>
@@ -35,8 +33,6 @@
     </w:p>
     <w:p>
       <w:pPr>
-        <w:keepNext/>
-        <w:keepLines/>
         <w:spacing w:after="80" w:before="0"/>
         <w:jc w:val="center"/>
       </w:pPr>
@@ -130,12 +126,10 @@
     </w:p>
     <w:p>
       <w:pPr>
+        <w:pStyle w:val="Heading1"/>
         <w:keepNext/>
         <w:keepLines/>
-        <w:pBdr>
-          <w:bottom w:val="single" w:color="1B3A5C" w:sz="6"/>
-        </w:pBdr>
-        <w:spacing w:after="160" w:before="360"/>
+        <w:spacing w:after="120" w:before="240"/>
       </w:pPr>
       <w:r>
         <w:rPr>
@@ -215,12 +209,10 @@
     </w:p>
     <w:p>
       <w:pPr>
+        <w:pStyle w:val="Heading1"/>
         <w:keepNext/>
         <w:keepLines/>
-        <w:pBdr>
-          <w:bottom w:val="single" w:color="1B3A5C" w:sz="6"/>
-        </w:pBdr>
-        <w:spacing w:after="160" w:before="360"/>
+        <w:spacing w:after="120" w:before="240"/>
       </w:pPr>
       <w:r>
         <w:rPr>
@@ -236,7 +228,10 @@
     </w:p>
     <w:p>
       <w:pPr>
-        <w:spacing w:after="100" w:before="220"/>
+        <w:pStyle w:val="Heading3"/>
+        <w:keepNext/>
+        <w:keepLines/>
+        <w:spacing w:after="80" w:before="160"/>
       </w:pPr>
       <w:r>
         <w:rPr>
@@ -278,7 +273,10 @@
     </w:p>
     <w:p>
       <w:pPr>
-        <w:spacing w:after="100" w:before="220"/>
+        <w:pStyle w:val="Heading3"/>
+        <w:keepNext/>
+        <w:keepLines/>
+        <w:spacing w:after="80" w:before="160"/>
       </w:pPr>
       <w:r>
         <w:rPr>
@@ -346,12 +344,10 @@
     </w:p>
     <w:p>
       <w:pPr>
+        <w:pStyle w:val="Heading1"/>
         <w:keepNext/>
         <w:keepLines/>
-        <w:pBdr>
-          <w:bottom w:val="single" w:color="1B3A5C" w:sz="6"/>
-        </w:pBdr>
-        <w:spacing w:after="160" w:before="360"/>
+        <w:spacing w:after="120" w:before="240"/>
       </w:pPr>
       <w:r>
         <w:rPr>
@@ -367,7 +363,10 @@
     </w:p>
     <w:p>
       <w:pPr>
-        <w:spacing w:after="100" w:before="220"/>
+        <w:pStyle w:val="Heading3"/>
+        <w:keepNext/>
+        <w:keepLines/>
+        <w:spacing w:after="80" w:before="160"/>
       </w:pPr>
       <w:r>
         <w:rPr>
@@ -499,7 +498,10 @@
     </w:p>
     <w:p>
       <w:pPr>
-        <w:spacing w:after="100" w:before="220"/>
+        <w:pStyle w:val="Heading3"/>
+        <w:keepNext/>
+        <w:keepLines/>
+        <w:spacing w:after="80" w:before="160"/>
       </w:pPr>
       <w:r>
         <w:rPr>
@@ -569,12 +571,10 @@
     </w:p>
     <w:p>
       <w:pPr>
+        <w:pStyle w:val="Heading1"/>
         <w:keepNext/>
         <w:keepLines/>
-        <w:pBdr>
-          <w:bottom w:val="single" w:color="1B3A5C" w:sz="6"/>
-        </w:pBdr>
-        <w:spacing w:after="160" w:before="360"/>
+        <w:spacing w:after="120" w:before="240"/>
       </w:pPr>
       <w:r>
         <w:rPr>
@@ -590,7 +590,10 @@
     </w:p>
     <w:p>
       <w:pPr>
-        <w:spacing w:after="100" w:before="220"/>
+        <w:pStyle w:val="Heading3"/>
+        <w:keepNext/>
+        <w:keepLines/>
+        <w:spacing w:after="80" w:before="160"/>
       </w:pPr>
       <w:r>
         <w:rPr>
@@ -717,7 +720,10 @@
     </w:p>
     <w:p>
       <w:pPr>
-        <w:spacing w:after="100" w:before="220"/>
+        <w:pStyle w:val="Heading3"/>
+        <w:keepNext/>
+        <w:keepLines/>
+        <w:spacing w:after="80" w:before="160"/>
       </w:pPr>
       <w:r>
         <w:rPr>
@@ -854,7 +860,10 @@
     </w:p>
     <w:p>
       <w:pPr>
-        <w:spacing w:after="100" w:before="220"/>
+        <w:pStyle w:val="Heading3"/>
+        <w:keepNext/>
+        <w:keepLines/>
+        <w:spacing w:after="80" w:before="160"/>
       </w:pPr>
       <w:r>
         <w:rPr>
@@ -1086,7 +1095,10 @@
     </w:p>
     <w:p>
       <w:pPr>
-        <w:spacing w:after="100" w:before="220"/>
+        <w:pStyle w:val="Heading3"/>
+        <w:keepNext/>
+        <w:keepLines/>
+        <w:spacing w:after="80" w:before="160"/>
       </w:pPr>
       <w:r>
         <w:rPr>
@@ -1128,7 +1140,10 @@
     </w:p>
     <w:p>
       <w:pPr>
-        <w:spacing w:after="100" w:before="220"/>
+        <w:pStyle w:val="Heading3"/>
+        <w:keepNext/>
+        <w:keepLines/>
+        <w:spacing w:after="80" w:before="160"/>
       </w:pPr>
       <w:r>
         <w:rPr>
@@ -1170,12 +1185,10 @@
     </w:p>
     <w:p>
       <w:pPr>
+        <w:pStyle w:val="Heading1"/>
         <w:keepNext/>
         <w:keepLines/>
-        <w:pBdr>
-          <w:bottom w:val="single" w:color="1B3A5C" w:sz="6"/>
-        </w:pBdr>
-        <w:spacing w:after="160" w:before="360"/>
+        <w:spacing w:after="120" w:before="240"/>
       </w:pPr>
       <w:r>
         <w:rPr>
@@ -1419,12 +1432,10 @@
     </w:p>
     <w:p>
       <w:pPr>
+        <w:pStyle w:val="Heading1"/>
         <w:keepNext/>
         <w:keepLines/>
-        <w:pBdr>
-          <w:bottom w:val="single" w:color="1B3A5C" w:sz="6"/>
-        </w:pBdr>
-        <w:spacing w:after="160" w:before="360"/>
+        <w:spacing w:after="120" w:before="240"/>
       </w:pPr>
       <w:r>
         <w:rPr>
@@ -1543,12 +1554,10 @@
     </w:p>
     <w:p>
       <w:pPr>
+        <w:pStyle w:val="Heading1"/>
         <w:keepNext/>
         <w:keepLines/>
-        <w:pBdr>
-          <w:bottom w:val="single" w:color="1B3A5C" w:sz="6"/>
-        </w:pBdr>
-        <w:spacing w:after="160" w:before="360"/>
+        <w:spacing w:after="120" w:before="240"/>
       </w:pPr>
       <w:r>
         <w:rPr>
@@ -1992,7 +2001,13 @@
 <file path=word/styles.xml><?xml version="1.0" encoding="utf-8"?>
 <w:styles xmlns:mc="http://schemas.openxmlformats.org/markup-compatibility/2006" xmlns:r="http://schemas.openxmlformats.org/officeDocument/2006/relationships" xmlns:w="http://schemas.openxmlformats.org/wordprocessingml/2006/main" xmlns:w14="http://schemas.microsoft.com/office/word/2010/wordml" xmlns:w15="http://schemas.microsoft.com/office/word/2012/wordml" mc:Ignorable="w14 w15">
   <w:docDefaults>
-    <w:rPrDefault/>
+    <w:rPrDefault>
+      <w:rPr>
+        <w:rFonts w:ascii="Arial" w:cs="Arial" w:eastAsia="Arial" w:hAnsi="Arial"/>
+        <w:sz w:val="24"/>
+        <w:szCs w:val="24"/>
+      </w:rPr>
+    </w:rPrDefault>
     <w:pPrDefault/>
   </w:docDefaults>
   <w:style w:type="paragraph" w:styleId="Title">
@@ -2007,10 +2022,6 @@
   </w:style>
   <w:style w:type="paragraph" w:styleId="Heading1">
     <w:name w:val="Heading 1"/>
-    <w:pPr>
-      <w:keepNext/>
-      <w:keepLines/>
-    </w:pPr>
     <w:basedOn w:val="Normal"/>
     <w:next w:val="Normal"/>
     <w:qFormat/>
@@ -2022,10 +2033,6 @@
   </w:style>
   <w:style w:type="paragraph" w:styleId="Heading2">
     <w:name w:val="Heading 2"/>
-    <w:pPr>
-      <w:keepNext/>
-      <w:keepLines/>
-    </w:pPr>
     <w:basedOn w:val="Normal"/>
     <w:next w:val="Normal"/>
     <w:qFormat/>
@@ -2037,10 +2044,6 @@
   </w:style>
   <w:style w:type="paragraph" w:styleId="Heading3">
     <w:name w:val="Heading 3"/>
-    <w:pPr>
-      <w:keepNext/>
-      <w:keepLines/>
-    </w:pPr>
     <w:basedOn w:val="Normal"/>
     <w:next w:val="Normal"/>
     <w:qFormat/>
@@ -2178,5 +2181,62 @@
       <w:szCs w:val="20"/>
     </w:rPr>
   </w:style>
+  <w:style w:type="paragraph" w:styleId="Heading1">
+    <w:name w:val="Heading 1"/>
+    <w:basedOn w:val="Normal"/>
+    <w:next w:val="Normal"/>
+    <w:qFormat/>
+    <w:pPr>
+      <w:keepNext/>
+      <w:keepLines/>
+      <w:spacing w:after="120" w:before="240"/>
+      <w:outlineLvl w:val="0"/>
+    </w:pPr>
+    <w:rPr>
+      <w:rFonts w:ascii="Arial" w:cs="Arial" w:eastAsia="Arial" w:hAnsi="Arial"/>
+      <w:b/>
+      <w:bCs/>
+      <w:sz w:val="32"/>
+      <w:szCs w:val="32"/>
+    </w:rPr>
+  </w:style>
+  <w:style w:type="paragraph" w:styleId="Heading2">
+    <w:name w:val="Heading 2"/>
+    <w:basedOn w:val="Normal"/>
+    <w:next w:val="Normal"/>
+    <w:qFormat/>
+    <w:pPr>
+      <w:keepNext/>
+      <w:keepLines/>
+      <w:spacing w:after="100" w:before="200"/>
+      <w:outlineLvl w:val="1"/>
+    </w:pPr>
+    <w:rPr>
+      <w:rFonts w:ascii="Arial" w:cs="Arial" w:eastAsia="Arial" w:hAnsi="Arial"/>
+      <w:b/>
+      <w:bCs/>
+      <w:sz w:val="28"/>
+      <w:szCs w:val="28"/>
+    </w:rPr>
+  </w:style>
+  <w:style w:type="paragraph" w:styleId="Heading3">
+    <w:name w:val="Heading 3"/>
+    <w:basedOn w:val="Normal"/>
+    <w:next w:val="Normal"/>
+    <w:qFormat/>
+    <w:pPr>
+      <w:keepNext/>
+      <w:keepLines/>
+      <w:spacing w:after="80" w:before="160"/>
+      <w:outlineLvl w:val="2"/>
+    </w:pPr>
+    <w:rPr>
+      <w:rFonts w:ascii="Arial" w:cs="Arial" w:eastAsia="Arial" w:hAnsi="Arial"/>
+      <w:b/>
+      <w:bCs/>
+      <w:sz w:val="24"/>
+      <w:szCs w:val="24"/>
+    </w:rPr>
+  </w:style>
 </w:styles>
 </file>
--- a/revised-april-2026/BWP_Practice_Standards(v.04.2026).docx
+++ b/revised-april-2026/BWP_Practice_Standards(v.04.2026).docx
@@ -1,6 +1,6 @@
 
 <file path=word/document.xml><?xml version="1.0" encoding="utf-8"?>
-<w:document xmlns:wpc="http://schemas.microsoft.com/office/word/2010/wordprocessingCanvas" xmlns:mc="http://schemas.openxmlformats.org/markup-compatibility/2006" xmlns:o="urn:schemas-microsoft-com:office:office" xmlns:r="http://schemas.openxmlformats.org/officeDocument/2006/relationships" xmlns:m="http://schemas.openxmlformats.org/officeDocument/2006/math" xmlns:v="urn:schemas-microsoft-com:vml" xmlns:wp14="http://schemas.microsoft.com/office/word/2010/wordprocessingDrawing" xmlns:wp="http://schemas.openxmlformats.org/drawingml/2006/wordprocessingDrawing" xmlns:w10="urn:schemas-microsoft-com:office:word" xmlns:w="http://schemas.openxmlformats.org/wordprocessingml/2006/main" xmlns:w14="http://schemas.microsoft.com/office/word/2010/wordml" xmlns:w15="http://schemas.microsoft.com/office/word/2012/wordml" xmlns:wpg="http://schemas.microsoft.com/office/word/2010/wordprocessingGroup" xmlns:wpi="http://schemas.microsoft.com/office/word/2010/wordprocessingInk" xmlns:wne="http://schemas.microsoft.com/office/word/2006/wordml" xmlns:wps="http://schemas.microsoft.com/office/word/2010/wordprocessingShape" xmlns:cx="http://schemas.microsoft.com/office/drawing/2014/chartex" xmlns:cx1="http://schemas.microsoft.com/office/drawing/2015/9/8/chartex" xmlns:cx2="http://schemas.microsoft.com/office/drawing/2015/10/21/chartex" xmlns:cx3="http://schemas.microsoft.com/office/drawing/2016/5/9/chartex" xmlns:cx4="http://schemas.microsoft.com/office/drawing/2016/5/10/chartex" xmlns:cx5="http://schemas.microsoft.com/office/drawing/2016/5/11/chartex" xmlns:cx6="http://schemas.microsoft.com/office/drawing/2016/5/12/chartex" xmlns:cx7="http://schemas.microsoft.com/office/drawing/2016/5/13/chartex" xmlns:cx8="http://schemas.microsoft.com/office/drawing/2016/5/14/chartex" xmlns:aink="http://schemas.microsoft.com/office/drawing/2016/ink" xmlns:am3d="http://schemas.microsoft.com/office/drawing/2017/model3d" xmlns:w16cex="http://schemas.microsoft.com/office/word/2018/wordml/cex" xmlns:w16cid="http://schemas.microsoft.com/office/word/2016/wordml/cid" xmlns:w16="http://schemas.microsoft.com/office/word/2018/wordml" xmlns:w16sdtdh="http://schemas.microsoft.com/office/word/2020/wordml/sdtdatahash" xmlns:w16se="http://schemas.microsoft.com/office/word/2015/wordml/symex" mc:Ignorable="w14 w15 wp14">
+<w:document xmlns:mc="http://schemas.openxmlformats.org/markup-compatibility/2006" xmlns:r="http://schemas.openxmlformats.org/officeDocument/2006/relationships" xmlns:w="http://schemas.openxmlformats.org/wordprocessingml/2006/main" mc:Ignorable="w14 w15 wp14">
   <w:body>
     <w:p>
       <w:pPr>
@@ -110,18 +110,6 @@
           <w:szCs w:val="24"/>
         </w:rPr>
         <w:t xml:space="preserve">Welcome to Buckeye Wealth Partners, LLC. We look forward to working with you. Our purpose is to provide exceptional financial planning and develop strong client relationships based on mutual understanding and clear expectations. We’re here to help you navigate your financial journey with clarity, confidence, and partnership. True financial success comes from collaboration built on transparency, shared goals, and open communication. Our goal is to understand your unique dreams and create a personalized roadmap to help you achieve them. This document outlines the core tenets of our practice, detailing what to expect from us and what we require from you as we pursue your financial objectives together.</w:t>
-      </w:r>
-    </w:p>
-    <w:p>
-      <w:pPr>
-        <w:spacing w:after="80"/>
-      </w:pPr>
-      <w:r>
-        <w:rPr>
-          <w:sz w:val="2"/>
-          <w:szCs w:val="2"/>
-        </w:rPr>
-        <w:t xml:space="preserve"/>
       </w:r>
     </w:p>
     <w:p>
@@ -197,18 +185,6 @@
     </w:tbl>
     <w:p>
       <w:pPr>
-        <w:spacing w:after="120"/>
-      </w:pPr>
-      <w:r>
-        <w:rPr>
-          <w:sz w:val="2"/>
-          <w:szCs w:val="2"/>
-        </w:rPr>
-        <w:t xml:space="preserve"/>
-      </w:r>
-    </w:p>
-    <w:p>
-      <w:pPr>
         <w:pStyle w:val="Heading1"/>
         <w:keepNext/>
         <w:keepLines/>
@@ -261,18 +237,6 @@
     </w:p>
     <w:p>
       <w:pPr>
-        <w:spacing w:after="80"/>
-      </w:pPr>
-      <w:r>
-        <w:rPr>
-          <w:sz w:val="2"/>
-          <w:szCs w:val="2"/>
-        </w:rPr>
-        <w:t xml:space="preserve"/>
-      </w:r>
-    </w:p>
-    <w:p>
-      <w:pPr>
         <w:pStyle w:val="Heading3"/>
         <w:keepNext/>
         <w:keepLines/>
@@ -328,18 +292,6 @@
           <w:szCs w:val="24"/>
         </w:rPr>
         <w:t xml:space="preserve">We acknowledge that financial planning is an intricate and nuanced endeavor. Implementing a plan typically spans around 12 months, involving continuous monitoring and adjustments. This process requires active collaboration and commitment from both parties. It’s important to remember that financial planning seldom revolves around discovering a single “right” answer. Instead, it focuses on creating adaptable, strategic solutions customized to your changing life situations.</w:t>
-      </w:r>
-    </w:p>
-    <w:p>
-      <w:pPr>
-        <w:spacing w:after="60"/>
-      </w:pPr>
-      <w:r>
-        <w:rPr>
-          <w:sz w:val="2"/>
-          <w:szCs w:val="2"/>
-        </w:rPr>
-        <w:t xml:space="preserve"/>
       </w:r>
     </w:p>
     <w:p>
@@ -486,18 +438,6 @@
     </w:p>
     <w:p>
       <w:pPr>
-        <w:spacing w:after="80"/>
-      </w:pPr>
-      <w:r>
-        <w:rPr>
-          <w:sz w:val="2"/>
-          <w:szCs w:val="2"/>
-        </w:rPr>
-        <w:t xml:space="preserve"/>
-      </w:r>
-    </w:p>
-    <w:p>
-      <w:pPr>
         <w:pStyle w:val="Heading3"/>
         <w:keepNext/>
         <w:keepLines/>
@@ -559,18 +499,6 @@
     </w:p>
     <w:p>
       <w:pPr>
-        <w:spacing w:after="60"/>
-      </w:pPr>
-      <w:r>
-        <w:rPr>
-          <w:sz w:val="2"/>
-          <w:szCs w:val="2"/>
-        </w:rPr>
-        <w:t xml:space="preserve"/>
-      </w:r>
-    </w:p>
-    <w:p>
-      <w:pPr>
         <w:pStyle w:val="Heading1"/>
         <w:keepNext/>
         <w:keepLines/>
@@ -708,18 +636,6 @@
     </w:p>
     <w:p>
       <w:pPr>
-        <w:spacing w:after="80"/>
-      </w:pPr>
-      <w:r>
-        <w:rPr>
-          <w:sz w:val="2"/>
-          <w:szCs w:val="2"/>
-        </w:rPr>
-        <w:t xml:space="preserve"/>
-      </w:r>
-    </w:p>
-    <w:p>
-      <w:pPr>
         <w:pStyle w:val="Heading3"/>
         <w:keepNext/>
         <w:keepLines/>
@@ -848,18 +764,6 @@
     </w:p>
     <w:p>
       <w:pPr>
-        <w:spacing w:after="80"/>
-      </w:pPr>
-      <w:r>
-        <w:rPr>
-          <w:sz w:val="2"/>
-          <w:szCs w:val="2"/>
-        </w:rPr>
-        <w:t xml:space="preserve"/>
-      </w:r>
-    </w:p>
-    <w:p>
-      <w:pPr>
         <w:pStyle w:val="Heading3"/>
         <w:keepNext/>
         <w:keepLines/>
@@ -1083,18 +987,6 @@
     </w:p>
     <w:p>
       <w:pPr>
-        <w:spacing w:after="80"/>
-      </w:pPr>
-      <w:r>
-        <w:rPr>
-          <w:sz w:val="2"/>
-          <w:szCs w:val="2"/>
-        </w:rPr>
-        <w:t xml:space="preserve"/>
-      </w:r>
-    </w:p>
-    <w:p>
-      <w:pPr>
         <w:pStyle w:val="Heading3"/>
         <w:keepNext/>
         <w:keepLines/>
@@ -1128,18 +1020,6 @@
     </w:p>
     <w:p>
       <w:pPr>
-        <w:spacing w:after="80"/>
-      </w:pPr>
-      <w:r>
-        <w:rPr>
-          <w:sz w:val="2"/>
-          <w:szCs w:val="2"/>
-        </w:rPr>
-        <w:t xml:space="preserve"/>
-      </w:r>
-    </w:p>
-    <w:p>
-      <w:pPr>
         <w:pStyle w:val="Heading3"/>
         <w:keepNext/>
         <w:keepLines/>
@@ -1169,18 +1049,6 @@
           <w:szCs w:val="24"/>
         </w:rPr>
         <w:t xml:space="preserve">Your privacy and data security are of utmost importance. We uphold strict confidentiality and safeguard your personal and financial information through our secure client portal and advanced security protocols. We will share information only with other professionals directly involved in your financial planning, and solely with your explicit written consent. We are dedicated to maintaining compliance with regulatory authorities, including the Ohio Division of Securities. Please refer to our Privacy Policy for more information.</w:t>
-      </w:r>
-    </w:p>
-    <w:p>
-      <w:pPr>
-        <w:spacing w:after="80"/>
-      </w:pPr>
-      <w:r>
-        <w:rPr>
-          <w:sz w:val="2"/>
-          <w:szCs w:val="2"/>
-        </w:rPr>
-        <w:t xml:space="preserve"/>
       </w:r>
     </w:p>
     <w:p>
@@ -1416,18 +1284,6 @@
           <w:szCs w:val="24"/>
         </w:rPr>
         <w:t xml:space="preserve">Maintain a collaborative and respectful relationship.</w:t>
-      </w:r>
-    </w:p>
-    <w:p>
-      <w:pPr>
-        <w:spacing w:after="120"/>
-      </w:pPr>
-      <w:r>
-        <w:rPr>
-          <w:sz w:val="2"/>
-          <w:szCs w:val="2"/>
-        </w:rPr>
-        <w:t xml:space="preserve"/>
       </w:r>
     </w:p>
     <w:p>
@@ -1532,26 +1388,6 @@
         </w:tc>
       </w:tr>
     </w:tbl>
-    <w:p>
-      <w:pPr>
-        <w:spacing w:after="120"/>
-      </w:pPr>
-      <w:r>
-        <w:rPr>
-          <w:sz w:val="2"/>
-          <w:szCs w:val="2"/>
-        </w:rPr>
-        <w:t xml:space="preserve"/>
-      </w:r>
-    </w:p>
-    <w:p>
-      <w:pPr>
-        <w:pBdr>
-          <w:bottom w:val="single" w:color="CCCCCC" w:sz="4"/>
-        </w:pBdr>
-        <w:spacing w:after="120" w:before="120"/>
-      </w:pPr>
-    </w:p>
     <w:p>
       <w:pPr>
         <w:pStyle w:val="Heading1"/>
